--- a/test/fixtures/merge_and_textbox.docx
+++ b/test/fixtures/merge_and_textbox.docx
@@ -69,7 +69,11 @@
           <w:tcPr>
             <w:vMerge/>
           </w:tcPr>
-          <w:p/>
+          <w:p>
+            <w:r>
+              <w:t>Continuation text</w:t>
+            </w:r>
+          </w:p>
         </w:tc>
         <w:tc>
           <w:p>
